--- a/Grade_9/Semester_1/01_Safety/004_L - Environmental impact of digital technologies/Teacher_Plan.docx
+++ b/Grade_9/Semester_1/01_Safety/004_L - Environmental impact of digital technologies/Teacher_Plan.docx
@@ -34,8 +34,8 @@
           <w:left w:val="none" w:color="FFFFFF" w:sz="0"/>
           <w:bottom w:val="none" w:color="FFFFFF" w:sz="0"/>
           <w:right w:val="none" w:color="FFFFFF" w:sz="0"/>
-          <w:insideH w:val="single" w:color="auto" w:sz="4"/>
-          <w:insideV w:val="single" w:color="auto" w:sz="4"/>
+          <w:insideH w:val="none" w:color="FFFFFF" w:sz="0"/>
+          <w:insideV w:val="none" w:color="FFFFFF" w:sz="0"/>
         </w:tblBorders>
         <w:tblLayout w:type="fixed"/>
       </w:tblPr>
@@ -100,7 +100,7 @@
                 <w:sz w:val="22"/>
                 <w:szCs w:val="22"/>
               </w:rPr>
-              <w:t xml:space="preserve">L — Mokymosi pamoka (4 iš 7 apie saugą)</w:t>
+              <w:t xml:space="preserve">L — Mokymosi pamoka (4 iš 4 saugos L pamokų)</w:t>
             </w:r>
           </w:p>
         </w:tc>
@@ -286,7 +286,7 @@
                 <w:sz w:val="22"/>
                 <w:szCs w:val="22"/>
               </w:rPr>
-              <w:t xml:space="preserve">Pilnas demonstravimas</w:t>
+              <w:t xml:space="preserve">Pilnas demonstravimas (~80/20)</w:t>
             </w:r>
           </w:p>
         </w:tc>
@@ -348,7 +348,7 @@
                 <w:sz w:val="22"/>
                 <w:szCs w:val="22"/>
               </w:rPr>
-              <w:t xml:space="preserve">Ši pamoka apima skaitmeninių technologijų poveikį aplinkai (energija, e-atliekos, skaitmeninis pėdsakas) ir kaip ST padeda spręsti aplinkosaugos problemas (monitoringas, duomenų analizė). Neapima slaptažodžių, phishing, ergonomikos ar kitų saugos temų.</w:t>
+              <w:t xml:space="preserve">Pamoka apima skaitmeninių technologijų poveikį aplinkai iš dviejų pusių: neigiamą (energijos suvartojimas, e-atliekos, skaitmeninis pėdsakas) ir teigiamą (aplinkos monitoringas, duomenų analizė). Neapima detalios CO₂ skaičiuoklės ar konkrečių įmonių veiklos analizės.</w:t>
             </w:r>
           </w:p>
         </w:tc>
@@ -413,7 +413,7 @@
           </w:p>
           <w:p>
             <w:pPr>
-              <w:spacing w:after="60"/>
+              <w:spacing w:after="80"/>
             </w:pPr>
             <w:r>
               <w:rPr>
@@ -424,7 +424,7 @@
                 <w:sz w:val="22"/>
                 <w:szCs w:val="22"/>
               </w:rPr>
-              <w:t xml:space="preserve">▸ </w:t>
+              <w:t xml:space="preserve">▸</w:t>
             </w:r>
             <w:r>
               <w:rPr>
@@ -433,12 +433,12 @@
                 <w:sz w:val="22"/>
                 <w:szCs w:val="22"/>
               </w:rPr>
-              <w:t xml:space="preserve">Įvardinti pagrindines skaitmeninių technologijų poveikio aplinkai sritis: energija, e-atliekos, duomenų centrai.</w:t>
+              <w:t xml:space="preserve"> Įvardinti pagrindines skaitmeninių technologijų poveikio aplinkai sritis: energija, e-atliekos, duomenų centrai.</w:t>
             </w:r>
           </w:p>
           <w:p>
             <w:pPr>
-              <w:spacing w:after="60"/>
+              <w:spacing w:after="80"/>
             </w:pPr>
             <w:r>
               <w:rPr>
@@ -449,7 +449,7 @@
                 <w:sz w:val="22"/>
                 <w:szCs w:val="22"/>
               </w:rPr>
-              <w:t xml:space="preserve">▸ </w:t>
+              <w:t xml:space="preserve">▸</w:t>
             </w:r>
             <w:r>
               <w:rPr>
@@ -458,12 +458,12 @@
                 <w:sz w:val="22"/>
                 <w:szCs w:val="22"/>
               </w:rPr>
-              <w:t xml:space="preserve">Paaiškinti, kaip kasdieniai skaitmeniniai veiksmai (el. laiškai, debesija, srautinis video) sunaudoja išteklius.</w:t>
+              <w:t xml:space="preserve"> Paaiškinti, kaip kasdieniai skaitmeniniai veiksmai (el. laiškai, debesija, srautinis video) sunaudoja išteklius.</w:t>
             </w:r>
           </w:p>
           <w:p>
             <w:pPr>
-              <w:spacing w:after="60"/>
+              <w:spacing w:after="80"/>
             </w:pPr>
             <w:r>
               <w:rPr>
@@ -474,7 +474,7 @@
                 <w:sz w:val="22"/>
                 <w:szCs w:val="22"/>
               </w:rPr>
-              <w:t xml:space="preserve">▸ </w:t>
+              <w:t xml:space="preserve">▸</w:t>
             </w:r>
             <w:r>
               <w:rPr>
@@ -483,12 +483,12 @@
                 <w:sz w:val="22"/>
                 <w:szCs w:val="22"/>
               </w:rPr>
-              <w:t xml:space="preserve">Pateikti pavyzdį, kaip skaitmeninės technologijos padeda spręsti aplinkosaugos problemas (monitoringas, duomenų analizė).</w:t>
+              <w:t xml:space="preserve"> Pateikti pavyzdį, kaip skaitmeninės technologijos padeda spręsti aplinkosaugos problemas.</w:t>
             </w:r>
           </w:p>
           <w:p>
             <w:pPr>
-              <w:spacing w:after="0"/>
+              <w:spacing w:after="80"/>
             </w:pPr>
             <w:r>
               <w:rPr>
@@ -499,7 +499,7 @@
                 <w:sz w:val="22"/>
                 <w:szCs w:val="22"/>
               </w:rPr>
-              <w:t xml:space="preserve">▸ </w:t>
+              <w:t xml:space="preserve">▸</w:t>
             </w:r>
             <w:r>
               <w:rPr>
@@ -508,7 +508,7 @@
                 <w:sz w:val="22"/>
                 <w:szCs w:val="22"/>
               </w:rPr>
-              <w:t xml:space="preserve">Įvardinti bent 2 konkrečius veiksmus, kuriuos gali atlikti mokinys, kad sumažintų savo skaitmeninį pėdsaką.</w:t>
+              <w:t xml:space="preserve"> Įvardinti bent 2 konkrečius veiksmus savo skaitmeniniam pėdsakui mažinti.</w:t>
             </w:r>
           </w:p>
         </w:tc>
@@ -527,8 +527,8 @@
           <w:left w:val="none" w:color="FFFFFF" w:sz="0"/>
           <w:bottom w:val="none" w:color="FFFFFF" w:sz="0"/>
           <w:right w:val="none" w:color="FFFFFF" w:sz="0"/>
-          <w:insideH w:val="single" w:color="auto" w:sz="4"/>
-          <w:insideV w:val="single" w:color="auto" w:sz="4"/>
+          <w:insideH w:val="none" w:color="FFFFFF" w:sz="0"/>
+          <w:insideV w:val="none" w:color="FFFFFF" w:sz="0"/>
         </w:tblBorders>
         <w:tblLayout w:type="fixed"/>
       </w:tblPr>
@@ -543,6 +543,12 @@
         <w:tc>
           <w:tcPr>
             <w:tcW w:type="dxa" w:w="200"/>
+            <w:tcBorders>
+              <w:top w:val="none" w:color="FFFFFF" w:sz="0"/>
+              <w:left w:val="none" w:color="FFFFFF" w:sz="0"/>
+              <w:bottom w:val="none" w:color="FFFFFF" w:sz="0"/>
+              <w:right w:val="none" w:color="FFFFFF" w:sz="0"/>
+            </w:tcBorders>
             <w:shd w:fill="F57C00" w:val="clear"/>
           </w:tcPr>
           <w:p/>
@@ -550,6 +556,12 @@
         <w:tc>
           <w:tcPr>
             <w:tcW w:type="dxa" w:w="9400"/>
+            <w:tcBorders>
+              <w:top w:val="none" w:color="FFFFFF" w:sz="0"/>
+              <w:left w:val="none" w:color="FFFFFF" w:sz="0"/>
+              <w:bottom w:val="none" w:color="FFFFFF" w:sz="0"/>
+              <w:right w:val="none" w:color="FFFFFF" w:sz="0"/>
+            </w:tcBorders>
             <w:shd w:fill="FFF3E0" w:val="clear"/>
           </w:tcPr>
           <w:p>
@@ -600,7 +612,7 @@
           <w:sz w:val="22"/>
           <w:szCs w:val="22"/>
         </w:rPr>
-        <w:t xml:space="preserve">žodinis. Klausimai skaidrėje.</w:t>
+        <w:t xml:space="preserve">žodinis, klausimai skaidrėje.</w:t>
       </w:r>
     </w:p>
     <w:p>
@@ -617,12 +629,11 @@
           <w:sz w:val="22"/>
           <w:szCs w:val="22"/>
         </w:rPr>
-        <w:t xml:space="preserve">Klausimai iš praėjusios pamokos (internetinės rizikos):</w:t>
-      </w:r>
-    </w:p>
-    <w:p>
-      <w:pPr>
-        <w:keepNext/>
+        <w:t xml:space="preserve">Klausimai iš praėjusios pamokos (internetinės rizikos ir saugus reagavimas):</w:t>
+      </w:r>
+    </w:p>
+    <w:p>
+      <w:pPr>
         <w:spacing w:after="60"/>
         <w:ind w:left="360"/>
       </w:pPr>
@@ -644,12 +655,11 @@
           <w:sz w:val="22"/>
           <w:szCs w:val="22"/>
         </w:rPr>
-        <w:t xml:space="preserve">Kokie 3 žingsniai saugaus reagavimo algoritme?</w:t>
-      </w:r>
-    </w:p>
-    <w:p>
-      <w:pPr>
-        <w:keepNext/>
+        <w:t xml:space="preserve">Įvardinkite bent 2 tipinius phishing žinutės požymius.</w:t>
+      </w:r>
+    </w:p>
+    <w:p>
+      <w:pPr>
         <w:spacing w:after="60"/>
         <w:ind w:left="360"/>
       </w:pPr>
@@ -671,12 +681,11 @@
           <w:sz w:val="22"/>
           <w:szCs w:val="22"/>
         </w:rPr>
-        <w:t xml:space="preserve">Įvardinkite 2 požymius, kad el. laiškas gali būti phishing.</w:t>
-      </w:r>
-    </w:p>
-    <w:p>
-      <w:pPr>
-        <w:keepNext/>
+        <w:t xml:space="preserve">Kas yra skirtumas tarp klaidingos informacijos ir dezinformacijos?</w:t>
+      </w:r>
+    </w:p>
+    <w:p>
+      <w:pPr>
         <w:spacing w:after="60"/>
         <w:ind w:left="360"/>
       </w:pPr>
@@ -698,7 +707,7 @@
           <w:sz w:val="22"/>
           <w:szCs w:val="22"/>
         </w:rPr>
-        <w:t xml:space="preserve">Kuo skiriasi klaidinga informacija nuo dezinformacijos?</w:t>
+        <w:t xml:space="preserve">Gaunate el. laišką su nuoroda ir prašymu skubiai patvirtinti savo paskyrą. Kokius 3 žingsnius atliekate?</w:t>
       </w:r>
     </w:p>
     <w:p>
@@ -715,7 +724,7 @@
           <w:sz w:val="20"/>
           <w:szCs w:val="20"/>
         </w:rPr>
-        <w:t xml:space="preserve">Ryšys: „Iki šiol kalbėjome apie tai, kaip technologijos gali pakenkti mums. Šiandien pažiūrėsime, kaip mes galime pakenkti aplinkai naudodami technologijas.“</w:t>
+        <w:t xml:space="preserve">(Ryšys su nauja tema: internetas naudoja fizinę infrastruktūrą, serverius, kabelius. Visa tai reikalauja energijos ir išteklių. Šiandien nagrinėsime, kokį poveikį tai turi aplinkai.)</w:t>
       </w:r>
     </w:p>
     <w:p>
@@ -731,8 +740,8 @@
           <w:left w:val="none" w:color="FFFFFF" w:sz="0"/>
           <w:bottom w:val="none" w:color="FFFFFF" w:sz="0"/>
           <w:right w:val="none" w:color="FFFFFF" w:sz="0"/>
-          <w:insideH w:val="single" w:color="auto" w:sz="4"/>
-          <w:insideV w:val="single" w:color="auto" w:sz="4"/>
+          <w:insideH w:val="none" w:color="FFFFFF" w:sz="0"/>
+          <w:insideV w:val="none" w:color="FFFFFF" w:sz="0"/>
         </w:tblBorders>
         <w:tblLayout w:type="fixed"/>
       </w:tblPr>
@@ -747,6 +756,12 @@
         <w:tc>
           <w:tcPr>
             <w:tcW w:type="dxa" w:w="200"/>
+            <w:tcBorders>
+              <w:top w:val="none" w:color="FFFFFF" w:sz="0"/>
+              <w:left w:val="none" w:color="FFFFFF" w:sz="0"/>
+              <w:bottom w:val="none" w:color="FFFFFF" w:sz="0"/>
+              <w:right w:val="none" w:color="FFFFFF" w:sz="0"/>
+            </w:tcBorders>
             <w:shd w:fill="1565C0" w:val="clear"/>
           </w:tcPr>
           <w:p/>
@@ -754,6 +769,12 @@
         <w:tc>
           <w:tcPr>
             <w:tcW w:type="dxa" w:w="9400"/>
+            <w:tcBorders>
+              <w:top w:val="none" w:color="FFFFFF" w:sz="0"/>
+              <w:left w:val="none" w:color="FFFFFF" w:sz="0"/>
+              <w:bottom w:val="none" w:color="FFFFFF" w:sz="0"/>
+              <w:right w:val="none" w:color="FFFFFF" w:sz="0"/>
+            </w:tcBorders>
             <w:shd w:fill="E3F2FD" w:val="clear"/>
           </w:tcPr>
           <w:p>
@@ -766,7 +787,7 @@
                 <w:sz w:val="24"/>
                 <w:szCs w:val="24"/>
               </w:rPr>
-              <w:t xml:space="preserve">Dėstymas</w:t>
+              <w:t xml:space="preserve">Dėstymas: neigiamas poveikis aplinkai</w:t>
             </w:r>
             <w:r>
               <w:rPr>
@@ -775,7 +796,7 @@
                 <w:sz w:val="20"/>
                 <w:szCs w:val="20"/>
               </w:rPr>
-              <w:t xml:space="preserve"> — ~22 min.</w:t>
+              <w:t xml:space="preserve"> — ~18 min.</w:t>
             </w:r>
           </w:p>
         </w:tc>
@@ -791,53 +812,428 @@
           <w:rFonts w:ascii="Arial" w:cs="Arial" w:eastAsia="Arial" w:hAnsi="Arial"/>
           <w:b/>
           <w:bCs/>
-          <w:color w:val="1565C0"/>
-          <w:sz w:val="22"/>
-          <w:szCs w:val="22"/>
-        </w:rPr>
-        <w:t xml:space="preserve">Energijos suvartojimas — ~7 min.</w:t>
-      </w:r>
-    </w:p>
-    <w:p>
-      <w:pPr>
-        <w:spacing w:after="80"/>
-      </w:pPr>
-      <w:r>
-        <w:rPr>
-          <w:rFonts w:ascii="Arial" w:cs="Arial" w:eastAsia="Arial" w:hAnsi="Arial"/>
-          <w:color w:val="212121"/>
-          <w:sz w:val="22"/>
-          <w:szCs w:val="22"/>
-        </w:rPr>
-        <w:t xml:space="preserve">Paaiškinkite: kiekvienas veiksmas internete naudoja elektrą — jūsų įrenginys, tinklas, serveris.</w:t>
-      </w:r>
-    </w:p>
-    <w:p>
-      <w:pPr>
-        <w:spacing w:after="80"/>
-      </w:pPr>
-      <w:r>
-        <w:rPr>
-          <w:rFonts w:ascii="Arial" w:cs="Arial" w:eastAsia="Arial" w:hAnsi="Arial"/>
-          <w:color w:val="212121"/>
-          <w:sz w:val="22"/>
-          <w:szCs w:val="22"/>
-        </w:rPr>
-        <w:t xml:space="preserve">Parodykite skaidrėje statistiką: vienas Google paieškos užklausimas sunaudoja ~0,3 Wh energijos. Viena valanda HD video srautinio transliavimo — ~0,36 kWh.</w:t>
-      </w:r>
-    </w:p>
-    <w:p>
-      <w:pPr>
-        <w:spacing w:after="80"/>
-      </w:pPr>
-      <w:r>
-        <w:rPr>
-          <w:rFonts w:ascii="Arial" w:cs="Arial" w:eastAsia="Arial" w:hAnsi="Arial"/>
-          <w:color w:val="212121"/>
-          <w:sz w:val="22"/>
-          <w:szCs w:val="22"/>
-        </w:rPr>
-        <w:t xml:space="preserve">Paaiškinkite duomenų centrų sąvoką: didžiulės serverų salės, kurioms reikia ne tik elektros, bet ir aušinimo.</w:t>
+          <w:color w:val="424242"/>
+          <w:sz w:val="22"/>
+          <w:szCs w:val="22"/>
+        </w:rPr>
+        <w:t xml:space="preserve">Mokytojo veiksmai:</w:t>
+      </w:r>
+    </w:p>
+    <w:p>
+      <w:pPr>
+        <w:keepNext/>
+        <w:spacing w:after="80"/>
+      </w:pPr>
+      <w:r>
+        <w:rPr>
+          <w:rFonts w:ascii="Arial" w:cs="Arial" w:eastAsia="Arial" w:hAnsi="Arial"/>
+          <w:b/>
+          <w:bCs/>
+          <w:color w:val="212121"/>
+          <w:sz w:val="22"/>
+          <w:szCs w:val="22"/>
+        </w:rPr>
+        <w:t xml:space="preserve">Trumpas įvadas (~2 min.)</w:t>
+      </w:r>
+    </w:p>
+    <w:p>
+      <w:pPr>
+        <w:spacing w:after="80"/>
+      </w:pPr>
+      <w:r>
+        <w:rPr>
+          <w:rFonts w:ascii="Arial" w:cs="Arial" w:eastAsia="Arial" w:hAnsi="Arial"/>
+          <w:color w:val="212121"/>
+          <w:sz w:val="22"/>
+          <w:szCs w:val="22"/>
+        </w:rPr>
+        <w:t xml:space="preserve">Paklauskite klasės: „Kas nutinka, kai paspaudžiate „Play“ ant video YouTube?“ Leiskite 2–3 mokiniams atsakyti. Paaiškinkite, kad video keliauja iš serverio (didelio kompiuterio duomenų centre) per tinklą iki jų ekrano, ir kiekvienas šio kelio etapas naudoja elektros energiją.</w:t>
+      </w:r>
+    </w:p>
+    <w:p>
+      <w:pPr>
+        <w:keepNext/>
+        <w:spacing w:after="80"/>
+      </w:pPr>
+      <w:r>
+        <w:rPr>
+          <w:rFonts w:ascii="Arial" w:cs="Arial" w:eastAsia="Arial" w:hAnsi="Arial"/>
+          <w:b/>
+          <w:bCs/>
+          <w:color w:val="212121"/>
+          <w:sz w:val="22"/>
+          <w:szCs w:val="22"/>
+        </w:rPr>
+        <w:t xml:space="preserve">Energijos suvartojimas ir duomenų centrai (~6 min.)</w:t>
+      </w:r>
+    </w:p>
+    <w:p>
+      <w:pPr>
+        <w:spacing w:after="80"/>
+      </w:pPr>
+      <w:r>
+        <w:rPr>
+          <w:rFonts w:ascii="Arial" w:cs="Arial" w:eastAsia="Arial" w:hAnsi="Arial"/>
+          <w:color w:val="212121"/>
+          <w:sz w:val="22"/>
+          <w:szCs w:val="22"/>
+        </w:rPr>
+        <w:t xml:space="preserve">Paaiškinkite tris sąvokas, kiekvieną iliustruodami konkrečiu pavyzdžiu:</w:t>
+      </w:r>
+    </w:p>
+    <w:p>
+      <w:pPr>
+        <w:spacing w:after="80"/>
+        <w:ind w:left="360"/>
+      </w:pPr>
+      <w:r>
+        <w:rPr>
+          <w:rFonts w:ascii="Arial" w:cs="Arial" w:eastAsia="Arial" w:hAnsi="Arial"/>
+          <w:color w:val="212121"/>
+          <w:sz w:val="22"/>
+          <w:szCs w:val="22"/>
+        </w:rPr>
+        <w:t xml:space="preserve">▸ Duomenų centrai</w:t>
+      </w:r>
+      <w:r>
+        <w:rPr>
+          <w:rFonts w:ascii="Arial" w:cs="Arial" w:eastAsia="Arial" w:hAnsi="Arial"/>
+          <w:color w:val="212121"/>
+          <w:sz w:val="22"/>
+          <w:szCs w:val="22"/>
+        </w:rPr>
+        <w:t xml:space="preserve"> — pastatai su tūkstančiais serverių, kurie veikia 24/7 ir reikalauja aušinimo. Palyginimas: vienas didelis duomenų centras sunaudoja tiek elektros, kiek mažas miestas.</w:t>
+      </w:r>
+    </w:p>
+    <w:p>
+      <w:pPr>
+        <w:spacing w:after="80"/>
+        <w:ind w:left="360"/>
+      </w:pPr>
+      <w:r>
+        <w:rPr>
+          <w:rFonts w:ascii="Arial" w:cs="Arial" w:eastAsia="Arial" w:hAnsi="Arial"/>
+          <w:color w:val="212121"/>
+          <w:sz w:val="22"/>
+          <w:szCs w:val="22"/>
+        </w:rPr>
+        <w:t xml:space="preserve">▸ Srautinis video (streaming)</w:t>
+      </w:r>
+      <w:r>
+        <w:rPr>
+          <w:rFonts w:ascii="Arial" w:cs="Arial" w:eastAsia="Arial" w:hAnsi="Arial"/>
+          <w:color w:val="212121"/>
+          <w:sz w:val="22"/>
+          <w:szCs w:val="22"/>
+        </w:rPr>
+        <w:t xml:space="preserve"> — viena valanda HD video ≈ tiek CO₂, kiek nuvažiuoti ~1 km automobiliu. Tai didžiausia interneto srauto dalis.</w:t>
+      </w:r>
+    </w:p>
+    <w:p>
+      <w:pPr>
+        <w:spacing w:after="80"/>
+        <w:ind w:left="360"/>
+      </w:pPr>
+      <w:r>
+        <w:rPr>
+          <w:rFonts w:ascii="Arial" w:cs="Arial" w:eastAsia="Arial" w:hAnsi="Arial"/>
+          <w:color w:val="212121"/>
+          <w:sz w:val="22"/>
+          <w:szCs w:val="22"/>
+        </w:rPr>
+        <w:t xml:space="preserve">▸ El. paštas ir debesija</w:t>
+      </w:r>
+      <w:r>
+        <w:rPr>
+          <w:rFonts w:ascii="Arial" w:cs="Arial" w:eastAsia="Arial" w:hAnsi="Arial"/>
+          <w:color w:val="212121"/>
+          <w:sz w:val="22"/>
+          <w:szCs w:val="22"/>
+        </w:rPr>
+        <w:t xml:space="preserve"> — kiekvienas el. laiškas su priedu (~1 MB) ≈ 19 g CO₂. Seni, neskaitomi laiškai ir debesyje laikomi failai irgi nuolat naudoja serverių energiją.</w:t>
+      </w:r>
+    </w:p>
+    <w:p>
+      <w:pPr>
+        <w:keepNext/>
+        <w:spacing w:after="80"/>
+      </w:pPr>
+      <w:r>
+        <w:rPr>
+          <w:rFonts w:ascii="Arial" w:cs="Arial" w:eastAsia="Arial" w:hAnsi="Arial"/>
+          <w:b/>
+          <w:bCs/>
+          <w:color w:val="212121"/>
+          <w:sz w:val="22"/>
+          <w:szCs w:val="22"/>
+        </w:rPr>
+        <w:t xml:space="preserve">E-atliekos (~5 min.)</w:t>
+      </w:r>
+    </w:p>
+    <w:p>
+      <w:pPr>
+        <w:spacing w:after="80"/>
+      </w:pPr>
+      <w:r>
+        <w:rPr>
+          <w:rFonts w:ascii="Arial" w:cs="Arial" w:eastAsia="Arial" w:hAnsi="Arial"/>
+          <w:color w:val="212121"/>
+          <w:sz w:val="22"/>
+          <w:szCs w:val="22"/>
+        </w:rPr>
+        <w:t xml:space="preserve">Paaiškinkite, kas yra e-atliekos: išmesti elektroniniai prietaisai (telefonai, kompiuteriai, laidai). Parodykite tris esminius faktus:</w:t>
+      </w:r>
+    </w:p>
+    <w:p>
+      <w:pPr>
+        <w:spacing w:after="80"/>
+        <w:ind w:left="360"/>
+      </w:pPr>
+      <w:r>
+        <w:rPr>
+          <w:rFonts w:ascii="Arial" w:cs="Arial" w:eastAsia="Arial" w:hAnsi="Arial"/>
+          <w:color w:val="212121"/>
+          <w:sz w:val="22"/>
+          <w:szCs w:val="22"/>
+        </w:rPr>
+        <w:t xml:space="preserve">▸ Pavojingos medžiagos:</w:t>
+      </w:r>
+      <w:r>
+        <w:rPr>
+          <w:rFonts w:ascii="Arial" w:cs="Arial" w:eastAsia="Arial" w:hAnsi="Arial"/>
+          <w:color w:val="212121"/>
+          <w:sz w:val="22"/>
+          <w:szCs w:val="22"/>
+        </w:rPr>
+        <w:t xml:space="preserve"> švinas, gyvsidabris, kadmis patenka į dirvožemį ir vandenį, kai prietaisai šalinami netinkamai.</w:t>
+      </w:r>
+    </w:p>
+    <w:p>
+      <w:pPr>
+        <w:spacing w:after="80"/>
+        <w:ind w:left="360"/>
+      </w:pPr>
+      <w:r>
+        <w:rPr>
+          <w:rFonts w:ascii="Arial" w:cs="Arial" w:eastAsia="Arial" w:hAnsi="Arial"/>
+          <w:color w:val="212121"/>
+          <w:sz w:val="22"/>
+          <w:szCs w:val="22"/>
+        </w:rPr>
+        <w:t xml:space="preserve">▸ Mastas:</w:t>
+      </w:r>
+      <w:r>
+        <w:rPr>
+          <w:rFonts w:ascii="Arial" w:cs="Arial" w:eastAsia="Arial" w:hAnsi="Arial"/>
+          <w:color w:val="212121"/>
+          <w:sz w:val="22"/>
+          <w:szCs w:val="22"/>
+        </w:rPr>
+        <w:t xml:space="preserve"> pasaulyje kasmet susidaro ~60 mln. tonų e-atliekų, perdirbama tik ~20 %.</w:t>
+      </w:r>
+    </w:p>
+    <w:p>
+      <w:pPr>
+        <w:spacing w:after="80"/>
+        <w:ind w:left="360"/>
+      </w:pPr>
+      <w:r>
+        <w:rPr>
+          <w:rFonts w:ascii="Arial" w:cs="Arial" w:eastAsia="Arial" w:hAnsi="Arial"/>
+          <w:color w:val="212121"/>
+          <w:sz w:val="22"/>
+          <w:szCs w:val="22"/>
+        </w:rPr>
+        <w:t xml:space="preserve">▸ Sprendimas:</w:t>
+      </w:r>
+      <w:r>
+        <w:rPr>
+          <w:rFonts w:ascii="Arial" w:cs="Arial" w:eastAsia="Arial" w:hAnsi="Arial"/>
+          <w:color w:val="212121"/>
+          <w:sz w:val="22"/>
+          <w:szCs w:val="22"/>
+        </w:rPr>
+        <w:t xml:space="preserve"> taisyti, o ne keisti; atiduoti perdirbimui; rinktis ilgaamžiškesnius prietaisus.</w:t>
+      </w:r>
+    </w:p>
+    <w:p>
+      <w:pPr>
+        <w:keepLines/>
+        <w:shd w:fill="FFF8E1" w:val="clear"/>
+        <w:spacing w:after="80" w:before="80"/>
+        <w:ind w:left="240"/>
+      </w:pPr>
+      <w:r>
+        <w:rPr>
+          <w:rFonts w:ascii="Arial" w:cs="Arial" w:eastAsia="Arial" w:hAnsi="Arial"/>
+          <w:b/>
+          <w:bCs/>
+          <w:color w:val="E65100"/>
+          <w:sz w:val="22"/>
+          <w:szCs w:val="22"/>
+        </w:rPr>
+        <w:t xml:space="preserve">⚠ Dažna klaida: </w:t>
+      </w:r>
+      <w:r>
+        <w:rPr>
+          <w:rFonts w:ascii="Arial" w:cs="Arial" w:eastAsia="Arial" w:hAnsi="Arial"/>
+          <w:color w:val="212121"/>
+          <w:sz w:val="22"/>
+          <w:szCs w:val="22"/>
+        </w:rPr>
+        <w:t xml:space="preserve">mokiniai mano, kad „debesis“ yra kažkas nematerialaus ir nenaudoja energijos. </w:t>
+      </w:r>
+      <w:r>
+        <w:rPr>
+          <w:rFonts w:ascii="Arial" w:cs="Arial" w:eastAsia="Arial" w:hAnsi="Arial"/>
+          <w:b/>
+          <w:bCs/>
+          <w:color w:val="212121"/>
+          <w:sz w:val="22"/>
+          <w:szCs w:val="22"/>
+        </w:rPr>
+        <w:t xml:space="preserve">Taisyklė: pabrėžkite, kad debesija yra fiziniai serveriai duomenų centruose, kuriems reikia elektros ir aušinimo.</w:t>
+      </w:r>
+    </w:p>
+    <w:p>
+      <w:pPr>
+        <w:keepNext/>
+        <w:spacing w:after="80"/>
+      </w:pPr>
+      <w:r>
+        <w:rPr>
+          <w:rFonts w:ascii="Arial" w:cs="Arial" w:eastAsia="Arial" w:hAnsi="Arial"/>
+          <w:b/>
+          <w:bCs/>
+          <w:color w:val="212121"/>
+          <w:sz w:val="22"/>
+          <w:szCs w:val="22"/>
+        </w:rPr>
+        <w:t xml:space="preserve">Skaitmeninis pėdsakas (~5 min.)</w:t>
+      </w:r>
+    </w:p>
+    <w:p>
+      <w:pPr>
+        <w:spacing w:after="80"/>
+      </w:pPr>
+      <w:r>
+        <w:rPr>
+          <w:rFonts w:ascii="Arial" w:cs="Arial" w:eastAsia="Arial" w:hAnsi="Arial"/>
+          <w:color w:val="212121"/>
+          <w:sz w:val="22"/>
+          <w:szCs w:val="22"/>
+        </w:rPr>
+        <w:t xml:space="preserve">Apibrėžkite: skaitmeninis pėdsakas yra bendra CO₂ emisija, kurią sukuria asmens skaitmeninė veikla (el. laiškai, video, paieškos, debesyje laikomi failai). Pateikite kasdienių veiksmų palyginimą:</w:t>
+      </w:r>
+    </w:p>
+    <w:p>
+      <w:pPr>
+        <w:spacing w:after="80"/>
+        <w:ind w:left="360"/>
+      </w:pPr>
+      <w:r>
+        <w:rPr>
+          <w:rFonts w:ascii="Arial" w:cs="Arial" w:eastAsia="Arial" w:hAnsi="Arial"/>
+          <w:color w:val="212121"/>
+          <w:sz w:val="22"/>
+          <w:szCs w:val="22"/>
+        </w:rPr>
+        <w:t xml:space="preserve">▸ Google paieška</w:t>
+      </w:r>
+      <w:r>
+        <w:rPr>
+          <w:rFonts w:ascii="Arial" w:cs="Arial" w:eastAsia="Arial" w:hAnsi="Arial"/>
+          <w:color w:val="212121"/>
+          <w:sz w:val="22"/>
+          <w:szCs w:val="22"/>
+        </w:rPr>
+        <w:t xml:space="preserve"> ≈ 0,2 g CO₂.</w:t>
+      </w:r>
+    </w:p>
+    <w:p>
+      <w:pPr>
+        <w:spacing w:after="80"/>
+        <w:ind w:left="360"/>
+      </w:pPr>
+      <w:r>
+        <w:rPr>
+          <w:rFonts w:ascii="Arial" w:cs="Arial" w:eastAsia="Arial" w:hAnsi="Arial"/>
+          <w:color w:val="212121"/>
+          <w:sz w:val="22"/>
+          <w:szCs w:val="22"/>
+        </w:rPr>
+        <w:t xml:space="preserve">▸ El. laiškas be priedo</w:t>
+      </w:r>
+      <w:r>
+        <w:rPr>
+          <w:rFonts w:ascii="Arial" w:cs="Arial" w:eastAsia="Arial" w:hAnsi="Arial"/>
+          <w:color w:val="212121"/>
+          <w:sz w:val="22"/>
+          <w:szCs w:val="22"/>
+        </w:rPr>
+        <w:t xml:space="preserve"> ≈ 4 g CO₂.</w:t>
+      </w:r>
+    </w:p>
+    <w:p>
+      <w:pPr>
+        <w:spacing w:after="80"/>
+        <w:ind w:left="360"/>
+      </w:pPr>
+      <w:r>
+        <w:rPr>
+          <w:rFonts w:ascii="Arial" w:cs="Arial" w:eastAsia="Arial" w:hAnsi="Arial"/>
+          <w:color w:val="212121"/>
+          <w:sz w:val="22"/>
+          <w:szCs w:val="22"/>
+        </w:rPr>
+        <w:t xml:space="preserve">▸ El. laiškas su priedu</w:t>
+      </w:r>
+      <w:r>
+        <w:rPr>
+          <w:rFonts w:ascii="Arial" w:cs="Arial" w:eastAsia="Arial" w:hAnsi="Arial"/>
+          <w:color w:val="212121"/>
+          <w:sz w:val="22"/>
+          <w:szCs w:val="22"/>
+        </w:rPr>
+        <w:t xml:space="preserve"> ≈ 19 g CO₂.</w:t>
+      </w:r>
+    </w:p>
+    <w:p>
+      <w:pPr>
+        <w:spacing w:after="80"/>
+        <w:ind w:left="360"/>
+      </w:pPr>
+      <w:r>
+        <w:rPr>
+          <w:rFonts w:ascii="Arial" w:cs="Arial" w:eastAsia="Arial" w:hAnsi="Arial"/>
+          <w:color w:val="212121"/>
+          <w:sz w:val="22"/>
+          <w:szCs w:val="22"/>
+        </w:rPr>
+        <w:t xml:space="preserve">▸ 1 val. streaming video</w:t>
+      </w:r>
+      <w:r>
+        <w:rPr>
+          <w:rFonts w:ascii="Arial" w:cs="Arial" w:eastAsia="Arial" w:hAnsi="Arial"/>
+          <w:color w:val="212121"/>
+          <w:sz w:val="22"/>
+          <w:szCs w:val="22"/>
+        </w:rPr>
+        <w:t xml:space="preserve"> ≈ 36–100 g CO₂ (priklauso nuo kokybės).</w:t>
+      </w:r>
+    </w:p>
+    <w:p>
+      <w:pPr>
+        <w:spacing w:after="80"/>
+      </w:pPr>
+      <w:r>
+        <w:rPr>
+          <w:rFonts w:ascii="Arial" w:cs="Arial" w:eastAsia="Arial" w:hAnsi="Arial"/>
+          <w:color w:val="212121"/>
+          <w:sz w:val="22"/>
+          <w:szCs w:val="22"/>
+        </w:rPr>
+        <w:t xml:space="preserve">Paklauskite: „Ar galite įsivaizduoti, kiek el. laiškų per dieną siunčia visa mokykla? O visa šalis?“</w:t>
       </w:r>
     </w:p>
     <w:p>
@@ -853,334 +1249,21 @@
           <w:sz w:val="22"/>
           <w:szCs w:val="22"/>
         </w:rPr>
-        <w:t xml:space="preserve">Supratimo patikrinimas: </w:t>
-      </w:r>
-      <w:r>
-        <w:rPr>
-          <w:rFonts w:ascii="Arial" w:cs="Arial" w:eastAsia="Arial" w:hAnsi="Arial"/>
-          <w:color w:val="212121"/>
-          <w:sz w:val="22"/>
-          <w:szCs w:val="22"/>
-        </w:rPr>
-        <w:t xml:space="preserve">„Kodėl srautinis video sunaudoja daugiau energijos nei teksto žinutė?“</w:t>
-      </w:r>
-    </w:p>
-    <w:p>
-      <w:pPr>
-        <w:keepNext/>
-        <w:spacing w:after="80"/>
-      </w:pPr>
-      <w:r>
-        <w:rPr>
-          <w:rFonts w:ascii="Arial" w:cs="Arial" w:eastAsia="Arial" w:hAnsi="Arial"/>
-          <w:b/>
-          <w:bCs/>
-          <w:color w:val="1565C0"/>
-          <w:sz w:val="22"/>
-          <w:szCs w:val="22"/>
-        </w:rPr>
-        <w:t xml:space="preserve">E-atliekos — ~6 min.</w:t>
-      </w:r>
-    </w:p>
-    <w:p>
-      <w:pPr>
-        <w:spacing w:after="80"/>
-      </w:pPr>
-      <w:r>
-        <w:rPr>
-          <w:rFonts w:ascii="Arial" w:cs="Arial" w:eastAsia="Arial" w:hAnsi="Arial"/>
-          <w:color w:val="212121"/>
-          <w:sz w:val="22"/>
-          <w:szCs w:val="22"/>
-        </w:rPr>
-        <w:t xml:space="preserve">Paaiškinkite, kas yra e-atliekos: išmestą elektroninė įranga — telefonai, kompiuteriai, laidai.</w:t>
-      </w:r>
-    </w:p>
-    <w:p>
-      <w:pPr>
-        <w:spacing w:after="80"/>
-      </w:pPr>
-      <w:r>
-        <w:rPr>
-          <w:rFonts w:ascii="Arial" w:cs="Arial" w:eastAsia="Arial" w:hAnsi="Arial"/>
-          <w:color w:val="212121"/>
-          <w:sz w:val="22"/>
-          <w:szCs w:val="22"/>
-        </w:rPr>
-        <w:t xml:space="preserve">Pateikite faktą: pasaulyje kasmet susidaro ~62 mln. tonų e-atliekų (2024 m. duomenys). Tik ~22% tinkamai perdirbama.</w:t>
-      </w:r>
-    </w:p>
-    <w:p>
-      <w:pPr>
-        <w:spacing w:after="80"/>
-      </w:pPr>
-      <w:r>
-        <w:rPr>
-          <w:rFonts w:ascii="Arial" w:cs="Arial" w:eastAsia="Arial" w:hAnsi="Arial"/>
-          <w:color w:val="212121"/>
-          <w:sz w:val="22"/>
-          <w:szCs w:val="22"/>
-        </w:rPr>
-        <w:t xml:space="preserve">Paaiškinkite pavojų: e-atliekose yra švino, gyvsidabrio, kadmio — nuodų, kurios kenkia dirvai ir vandeniui.</w:t>
-      </w:r>
-    </w:p>
-    <w:p>
-      <w:pPr>
-        <w:spacing w:after="80"/>
-      </w:pPr>
-      <w:r>
-        <w:rPr>
-          <w:rFonts w:ascii="Arial" w:cs="Arial" w:eastAsia="Arial" w:hAnsi="Arial"/>
-          <w:color w:val="212121"/>
-          <w:sz w:val="22"/>
-          <w:szCs w:val="22"/>
-        </w:rPr>
-        <w:t xml:space="preserve">Aptarkite: kodėl keisti telefoną kas metus — ne tik finansinis, bet ir aplinkos klausimas.</w:t>
-      </w:r>
-    </w:p>
-    <w:p>
-      <w:pPr>
-        <w:keepNext/>
-        <w:spacing w:after="80"/>
-      </w:pPr>
-      <w:r>
-        <w:rPr>
-          <w:rFonts w:ascii="Arial" w:cs="Arial" w:eastAsia="Arial" w:hAnsi="Arial"/>
-          <w:b/>
-          <w:bCs/>
-          <w:color w:val="1565C0"/>
-          <w:sz w:val="22"/>
-          <w:szCs w:val="22"/>
-        </w:rPr>
-        <w:t xml:space="preserve">ST kaip aplinkosaugos įrankis — ~4 min.</w:t>
-      </w:r>
-    </w:p>
-    <w:p>
-      <w:pPr>
-        <w:spacing w:after="80"/>
-      </w:pPr>
-      <w:r>
-        <w:rPr>
-          <w:rFonts w:ascii="Arial" w:cs="Arial" w:eastAsia="Arial" w:hAnsi="Arial"/>
-          <w:color w:val="212121"/>
-          <w:sz w:val="22"/>
-          <w:szCs w:val="22"/>
-        </w:rPr>
-        <w:t xml:space="preserve">Paaiškinkite: technologijos ne tik kenkia aplinkai, bet ir padeda ją saugoti.</w:t>
-      </w:r>
-    </w:p>
-    <w:p>
-      <w:pPr>
-        <w:spacing w:after="80"/>
-      </w:pPr>
-      <w:r>
-        <w:rPr>
-          <w:rFonts w:ascii="Arial" w:cs="Arial" w:eastAsia="Arial" w:hAnsi="Arial"/>
-          <w:color w:val="212121"/>
-          <w:sz w:val="22"/>
-          <w:szCs w:val="22"/>
-        </w:rPr>
-        <w:t xml:space="preserve">Pateikite pavyzdžius:</w:t>
-      </w:r>
-    </w:p>
-    <w:p>
-      <w:pPr>
-        <w:spacing w:after="80"/>
-        <w:ind w:left="360"/>
-      </w:pPr>
-      <w:r>
-        <w:rPr>
-          <w:rFonts w:ascii="Arial" w:cs="Arial" w:eastAsia="Arial" w:hAnsi="Arial"/>
-          <w:color w:val="212121"/>
-          <w:sz w:val="22"/>
-          <w:szCs w:val="22"/>
-        </w:rPr>
-        <w:t xml:space="preserve">  • Aplinkos monitoringo sistemos: oro kokybės, vandens taršos stebėjimas realiu laiku</w:t>
-      </w:r>
-    </w:p>
-    <w:p>
-      <w:pPr>
-        <w:spacing w:after="80"/>
-        <w:ind w:left="360"/>
-      </w:pPr>
-      <w:r>
-        <w:rPr>
-          <w:rFonts w:ascii="Arial" w:cs="Arial" w:eastAsia="Arial" w:hAnsi="Arial"/>
-          <w:color w:val="212121"/>
-          <w:sz w:val="22"/>
-          <w:szCs w:val="22"/>
-        </w:rPr>
-        <w:t xml:space="preserve">  • Interaktyvūs užterštumo žemėlapiai — duomenimis paremti sprendimai</w:t>
-      </w:r>
-    </w:p>
-    <w:p>
-      <w:pPr>
-        <w:spacing w:after="80"/>
-        <w:ind w:left="360"/>
-      </w:pPr>
-      <w:r>
-        <w:rPr>
-          <w:rFonts w:ascii="Arial" w:cs="Arial" w:eastAsia="Arial" w:hAnsi="Arial"/>
-          <w:color w:val="212121"/>
-          <w:sz w:val="22"/>
-          <w:szCs w:val="22"/>
-        </w:rPr>
-        <w:t xml:space="preserve">  • Palydovinės nuotraukos miškų kirtimui ar ledų tirpimui stebėti</w:t>
-      </w:r>
-    </w:p>
-    <w:p>
-      <w:pPr>
-        <w:spacing w:after="80"/>
-      </w:pPr>
-      <w:r>
-        <w:rPr>
-          <w:rFonts w:ascii="Arial" w:cs="Arial" w:eastAsia="Arial" w:hAnsi="Arial"/>
-          <w:b/>
-          <w:bCs/>
-          <w:color w:val="424242"/>
-          <w:sz w:val="22"/>
-          <w:szCs w:val="22"/>
-        </w:rPr>
-        <w:t xml:space="preserve">Supratimo patikrinimas: </w:t>
-      </w:r>
-      <w:r>
-        <w:rPr>
-          <w:rFonts w:ascii="Arial" w:cs="Arial" w:eastAsia="Arial" w:hAnsi="Arial"/>
-          <w:color w:val="212121"/>
-          <w:sz w:val="22"/>
-          <w:szCs w:val="22"/>
-        </w:rPr>
-        <w:t xml:space="preserve">„Kaip skaitmeninės technologijos gali padėti jūsų miesto savivaldybei prižiūrėti aplinkos kokybę?“</w:t>
-      </w:r>
-    </w:p>
-    <w:p>
-      <w:pPr>
-        <w:keepNext/>
-        <w:spacing w:after="80"/>
-      </w:pPr>
-      <w:r>
-        <w:rPr>
-          <w:rFonts w:ascii="Arial" w:cs="Arial" w:eastAsia="Arial" w:hAnsi="Arial"/>
-          <w:b/>
-          <w:bCs/>
-          <w:color w:val="1565C0"/>
-          <w:sz w:val="22"/>
-          <w:szCs w:val="22"/>
-        </w:rPr>
-        <w:t xml:space="preserve">Ką galiu daryti aš? — ~5 min.</w:t>
-      </w:r>
-    </w:p>
-    <w:p>
-      <w:pPr>
-        <w:spacing w:after="80"/>
-      </w:pPr>
-      <w:r>
-        <w:rPr>
-          <w:rFonts w:ascii="Arial" w:cs="Arial" w:eastAsia="Arial" w:hAnsi="Arial"/>
-          <w:color w:val="212121"/>
-          <w:sz w:val="22"/>
-          <w:szCs w:val="22"/>
-        </w:rPr>
-        <w:t xml:space="preserve">Pridėkite kontekstą: tai ne vien įmonių ar vyriausybių problema. Kiekvienas gali prisidėti.</w:t>
-      </w:r>
-    </w:p>
-    <w:p>
-      <w:pPr>
-        <w:spacing w:after="80"/>
-      </w:pPr>
-      <w:r>
-        <w:rPr>
-          <w:rFonts w:ascii="Arial" w:cs="Arial" w:eastAsia="Arial" w:hAnsi="Arial"/>
-          <w:color w:val="212121"/>
-          <w:sz w:val="22"/>
-          <w:szCs w:val="22"/>
-        </w:rPr>
-        <w:t xml:space="preserve">Aptarkite konkrečius veiksmus:</w:t>
-      </w:r>
-    </w:p>
-    <w:p>
-      <w:pPr>
-        <w:spacing w:after="80"/>
-        <w:ind w:left="360"/>
-      </w:pPr>
-      <w:r>
-        <w:rPr>
-          <w:rFonts w:ascii="Arial" w:cs="Arial" w:eastAsia="Arial" w:hAnsi="Arial"/>
-          <w:color w:val="212121"/>
-          <w:sz w:val="22"/>
-          <w:szCs w:val="22"/>
-        </w:rPr>
-        <w:t xml:space="preserve">  • Naudoti įrenginį ilgiau, o ne keisti kas metus</w:t>
-      </w:r>
-    </w:p>
-    <w:p>
-      <w:pPr>
-        <w:spacing w:after="80"/>
-        <w:ind w:left="360"/>
-      </w:pPr>
-      <w:r>
-        <w:rPr>
-          <w:rFonts w:ascii="Arial" w:cs="Arial" w:eastAsia="Arial" w:hAnsi="Arial"/>
-          <w:color w:val="212121"/>
-          <w:sz w:val="22"/>
-          <w:szCs w:val="22"/>
-        </w:rPr>
-        <w:t xml:space="preserve">  • Išjungti nereikalingą srautinį transliaciją (pvz., muziką klausyti atsisiuntus)</w:t>
-      </w:r>
-    </w:p>
-    <w:p>
-      <w:pPr>
-        <w:spacing w:after="80"/>
-        <w:ind w:left="360"/>
-      </w:pPr>
-      <w:r>
-        <w:rPr>
-          <w:rFonts w:ascii="Arial" w:cs="Arial" w:eastAsia="Arial" w:hAnsi="Arial"/>
-          <w:color w:val="212121"/>
-          <w:sz w:val="22"/>
-          <w:szCs w:val="22"/>
-        </w:rPr>
-        <w:t xml:space="preserve">  • Ištrinti senus nebereeikalingus failus iš debesį</w:t>
-      </w:r>
-    </w:p>
-    <w:p>
-      <w:pPr>
-        <w:spacing w:after="80"/>
-        <w:ind w:left="360"/>
-      </w:pPr>
-      <w:r>
-        <w:rPr>
-          <w:rFonts w:ascii="Arial" w:cs="Arial" w:eastAsia="Arial" w:hAnsi="Arial"/>
-          <w:color w:val="212121"/>
-          <w:sz w:val="22"/>
-          <w:szCs w:val="22"/>
-        </w:rPr>
-        <w:t xml:space="preserve">  • Atiduoti nebenaudojamą elektroniką į surinkimo punktą, o ne išmesti</w:t>
-      </w:r>
-    </w:p>
-    <w:p>
-      <w:pPr>
-        <w:spacing w:after="80"/>
-      </w:pPr>
-      <w:r>
-        <w:rPr>
-          <w:rFonts w:ascii="Arial" w:cs="Arial" w:eastAsia="Arial" w:hAnsi="Arial"/>
-          <w:b/>
-          <w:bCs/>
-          <w:color w:val="424242"/>
-          <w:sz w:val="22"/>
-          <w:szCs w:val="22"/>
-        </w:rPr>
-        <w:t xml:space="preserve">Supratimo patikrinimas: </w:t>
-      </w:r>
-      <w:r>
-        <w:rPr>
-          <w:rFonts w:ascii="Arial" w:cs="Arial" w:eastAsia="Arial" w:hAnsi="Arial"/>
-          <w:color w:val="212121"/>
-          <w:sz w:val="22"/>
-          <w:szCs w:val="22"/>
-        </w:rPr>
-        <w:t xml:space="preserve">„Kodėl seno telefono atidavimas perdirbimui yra geriau nei laikymas stalčiaus stalčiuje?“</w:t>
+        <w:t xml:space="preserve">Mokinių veiksmai:</w:t>
+      </w:r>
+    </w:p>
+    <w:p>
+      <w:pPr>
+        <w:spacing w:after="80"/>
+      </w:pPr>
+      <w:r>
+        <w:rPr>
+          <w:rFonts w:ascii="Arial" w:cs="Arial" w:eastAsia="Arial" w:hAnsi="Arial"/>
+          <w:color w:val="212121"/>
+          <w:sz w:val="22"/>
+          <w:szCs w:val="22"/>
+        </w:rPr>
+        <w:t xml:space="preserve">Klausosi, atsako į mokytojo klausimus. Žodinė refleksija apie savo kasdienę skaitmeninę veiklą.</w:t>
       </w:r>
     </w:p>
     <w:p>
@@ -1196,8 +1279,8 @@
           <w:left w:val="none" w:color="FFFFFF" w:sz="0"/>
           <w:bottom w:val="none" w:color="FFFFFF" w:sz="0"/>
           <w:right w:val="none" w:color="FFFFFF" w:sz="0"/>
-          <w:insideH w:val="single" w:color="auto" w:sz="4"/>
-          <w:insideV w:val="single" w:color="auto" w:sz="4"/>
+          <w:insideH w:val="none" w:color="FFFFFF" w:sz="0"/>
+          <w:insideV w:val="none" w:color="FFFFFF" w:sz="0"/>
         </w:tblBorders>
         <w:tblLayout w:type="fixed"/>
       </w:tblPr>
@@ -1212,14 +1295,26 @@
         <w:tc>
           <w:tcPr>
             <w:tcW w:type="dxa" w:w="200"/>
-            <w:shd w:fill="2E7D32" w:val="clear"/>
+            <w:tcBorders>
+              <w:top w:val="none" w:color="FFFFFF" w:sz="0"/>
+              <w:left w:val="none" w:color="FFFFFF" w:sz="0"/>
+              <w:bottom w:val="none" w:color="FFFFFF" w:sz="0"/>
+              <w:right w:val="none" w:color="FFFFFF" w:sz="0"/>
+            </w:tcBorders>
+            <w:shd w:fill="1565C0" w:val="clear"/>
           </w:tcPr>
           <w:p/>
         </w:tc>
         <w:tc>
           <w:tcPr>
             <w:tcW w:type="dxa" w:w="9400"/>
-            <w:shd w:fill="E8F5E9" w:val="clear"/>
+            <w:tcBorders>
+              <w:top w:val="none" w:color="FFFFFF" w:sz="0"/>
+              <w:left w:val="none" w:color="FFFFFF" w:sz="0"/>
+              <w:bottom w:val="none" w:color="FFFFFF" w:sz="0"/>
+              <w:right w:val="none" w:color="FFFFFF" w:sz="0"/>
+            </w:tcBorders>
+            <w:shd w:fill="E3F2FD" w:val="clear"/>
           </w:tcPr>
           <w:p>
             <w:r>
@@ -1227,11 +1322,11 @@
                 <w:rFonts w:ascii="Arial" w:cs="Arial" w:eastAsia="Arial" w:hAnsi="Arial"/>
                 <w:b/>
                 <w:bCs/>
-                <w:color w:val="2E7D32"/>
+                <w:color w:val="1565C0"/>
                 <w:sz w:val="24"/>
                 <w:szCs w:val="24"/>
               </w:rPr>
-              <w:t xml:space="preserve">Trumpa refleksija</w:t>
+              <w:t xml:space="preserve">Dėstymas: ST kaip aplinkosaugos įrankis</w:t>
             </w:r>
             <w:r>
               <w:rPr>
@@ -1240,7 +1335,7 @@
                 <w:sz w:val="20"/>
                 <w:szCs w:val="20"/>
               </w:rPr>
-              <w:t xml:space="preserve"> — ~5 min.</w:t>
+              <w:t xml:space="preserve"> — ~8 min.</w:t>
             </w:r>
           </w:p>
         </w:tc>
@@ -1254,25 +1349,143 @@
       <w:r>
         <w:rPr>
           <w:rFonts w:ascii="Arial" w:cs="Arial" w:eastAsia="Arial" w:hAnsi="Arial"/>
-          <w:color w:val="212121"/>
-          <w:sz w:val="22"/>
-          <w:szCs w:val="22"/>
-        </w:rPr>
-        <w:t xml:space="preserve">žodinis aptarimas. Paklauskite: „Įvardinkite po 1 veiksmą, kurį galite padaryti šią savaitę, kad sumažintumėte savo skaitmeninį pėdsaką.“</w:t>
-      </w:r>
-    </w:p>
-    <w:p>
-      <w:pPr>
-        <w:spacing w:after="80"/>
-      </w:pPr>
-      <w:r>
-        <w:rPr>
-          <w:rFonts w:ascii="Arial" w:cs="Arial" w:eastAsia="Arial" w:hAnsi="Arial"/>
-          <w:color w:val="212121"/>
-          <w:sz w:val="22"/>
-          <w:szCs w:val="22"/>
-        </w:rPr>
-        <w:t xml:space="preserve">2–3 mokiniai pasidalina savo idėjomis. Trumpai aptarkite realistiškumą.</w:t>
+          <w:b/>
+          <w:bCs/>
+          <w:color w:val="424242"/>
+          <w:sz w:val="22"/>
+          <w:szCs w:val="22"/>
+        </w:rPr>
+        <w:t xml:space="preserve">Mokytojo veiksmai:</w:t>
+      </w:r>
+    </w:p>
+    <w:p>
+      <w:pPr>
+        <w:spacing w:after="80"/>
+      </w:pPr>
+      <w:r>
+        <w:rPr>
+          <w:rFonts w:ascii="Arial" w:cs="Arial" w:eastAsia="Arial" w:hAnsi="Arial"/>
+          <w:color w:val="212121"/>
+          <w:sz w:val="22"/>
+          <w:szCs w:val="22"/>
+        </w:rPr>
+        <w:t xml:space="preserve">Paaiškinkite, kad skaitmeninės technologijos ne tik kenkia aplinkai, bet ir padeda ją saugoti. Pateikite tris konkrečias sritis:</w:t>
+      </w:r>
+    </w:p>
+    <w:p>
+      <w:pPr>
+        <w:spacing w:after="80"/>
+        <w:ind w:left="360"/>
+      </w:pPr>
+      <w:r>
+        <w:rPr>
+          <w:rFonts w:ascii="Arial" w:cs="Arial" w:eastAsia="Arial" w:hAnsi="Arial"/>
+          <w:color w:val="212121"/>
+          <w:sz w:val="22"/>
+          <w:szCs w:val="22"/>
+        </w:rPr>
+        <w:t xml:space="preserve">▸ Aplinkos monitoringas:</w:t>
+      </w:r>
+      <w:r>
+        <w:rPr>
+          <w:rFonts w:ascii="Arial" w:cs="Arial" w:eastAsia="Arial" w:hAnsi="Arial"/>
+          <w:color w:val="212121"/>
+          <w:sz w:val="22"/>
+          <w:szCs w:val="22"/>
+        </w:rPr>
+        <w:t xml:space="preserve"> palydovai ir jutikliai stebi oro kokybę, miškų kirtimą, jūros temperatūrą. Pavyzdys: NASA palydovai fiksuoja ledynų tirpimą realiu laiku.</w:t>
+      </w:r>
+    </w:p>
+    <w:p>
+      <w:pPr>
+        <w:spacing w:after="80"/>
+        <w:ind w:left="360"/>
+      </w:pPr>
+      <w:r>
+        <w:rPr>
+          <w:rFonts w:ascii="Arial" w:cs="Arial" w:eastAsia="Arial" w:hAnsi="Arial"/>
+          <w:color w:val="212121"/>
+          <w:sz w:val="22"/>
+          <w:szCs w:val="22"/>
+        </w:rPr>
+        <w:t xml:space="preserve">▸ Duomenų analizė:</w:t>
+      </w:r>
+      <w:r>
+        <w:rPr>
+          <w:rFonts w:ascii="Arial" w:cs="Arial" w:eastAsia="Arial" w:hAnsi="Arial"/>
+          <w:color w:val="212121"/>
+          <w:sz w:val="22"/>
+          <w:szCs w:val="22"/>
+        </w:rPr>
+        <w:t xml:space="preserve"> dideli duomenų kiekiai padeda prognozuoti orus, stebėti gyvūnų migraciją, planuoti energijos vartojimą. Pavyzdys: išmaniosios elektros sistemos sumažina energijos švaistymą.</w:t>
+      </w:r>
+    </w:p>
+    <w:p>
+      <w:pPr>
+        <w:spacing w:after="80"/>
+        <w:ind w:left="360"/>
+      </w:pPr>
+      <w:r>
+        <w:rPr>
+          <w:rFonts w:ascii="Arial" w:cs="Arial" w:eastAsia="Arial" w:hAnsi="Arial"/>
+          <w:color w:val="212121"/>
+          <w:sz w:val="22"/>
+          <w:szCs w:val="22"/>
+        </w:rPr>
+        <w:t xml:space="preserve">▸ Interaktyvūs žemėlapiai:</w:t>
+      </w:r>
+      <w:r>
+        <w:rPr>
+          <w:rFonts w:ascii="Arial" w:cs="Arial" w:eastAsia="Arial" w:hAnsi="Arial"/>
+          <w:color w:val="212121"/>
+          <w:sz w:val="22"/>
+          <w:szCs w:val="22"/>
+        </w:rPr>
+        <w:t xml:space="preserve"> leidžia visuomenei matyti taršos lygius, atliekų surinkimo vietas, ekologinius žemėlapius. Pavyzdys: aplinkos taršos žemėlapiai internete.</w:t>
+      </w:r>
+    </w:p>
+    <w:p>
+      <w:pPr>
+        <w:spacing w:after="80"/>
+      </w:pPr>
+      <w:r>
+        <w:rPr>
+          <w:rFonts w:ascii="Arial" w:cs="Arial" w:eastAsia="Arial" w:hAnsi="Arial"/>
+          <w:color w:val="212121"/>
+          <w:sz w:val="22"/>
+          <w:szCs w:val="22"/>
+        </w:rPr>
+        <w:t xml:space="preserve">Pabrėžkite balansą: ST yra ir problema, ir sprendimo dalis. Svarbu naudoti technologijas sąmoningai.</w:t>
+      </w:r>
+    </w:p>
+    <w:p>
+      <w:pPr>
+        <w:spacing w:after="80"/>
+      </w:pPr>
+      <w:r>
+        <w:rPr>
+          <w:rFonts w:ascii="Arial" w:cs="Arial" w:eastAsia="Arial" w:hAnsi="Arial"/>
+          <w:b/>
+          <w:bCs/>
+          <w:color w:val="424242"/>
+          <w:sz w:val="22"/>
+          <w:szCs w:val="22"/>
+        </w:rPr>
+        <w:t xml:space="preserve">Mokinių veiksmai:</w:t>
+      </w:r>
+    </w:p>
+    <w:p>
+      <w:pPr>
+        <w:spacing w:after="80"/>
+      </w:pPr>
+      <w:r>
+        <w:rPr>
+          <w:rFonts w:ascii="Arial" w:cs="Arial" w:eastAsia="Arial" w:hAnsi="Arial"/>
+          <w:color w:val="212121"/>
+          <w:sz w:val="22"/>
+          <w:szCs w:val="22"/>
+        </w:rPr>
+        <w:t xml:space="preserve">Klausosi, atsakinėja į mokytojo klausimus apie pateiktus pavyzdžius.</w:t>
       </w:r>
     </w:p>
     <w:p>
@@ -1288,8 +1501,8 @@
           <w:left w:val="none" w:color="FFFFFF" w:sz="0"/>
           <w:bottom w:val="none" w:color="FFFFFF" w:sz="0"/>
           <w:right w:val="none" w:color="FFFFFF" w:sz="0"/>
-          <w:insideH w:val="single" w:color="auto" w:sz="4"/>
-          <w:insideV w:val="single" w:color="auto" w:sz="4"/>
+          <w:insideH w:val="none" w:color="FFFFFF" w:sz="0"/>
+          <w:insideV w:val="none" w:color="FFFFFF" w:sz="0"/>
         </w:tblBorders>
         <w:tblLayout w:type="fixed"/>
       </w:tblPr>
@@ -1304,6 +1517,162 @@
         <w:tc>
           <w:tcPr>
             <w:tcW w:type="dxa" w:w="200"/>
+            <w:tcBorders>
+              <w:top w:val="none" w:color="FFFFFF" w:sz="0"/>
+              <w:left w:val="none" w:color="FFFFFF" w:sz="0"/>
+              <w:bottom w:val="none" w:color="FFFFFF" w:sz="0"/>
+              <w:right w:val="none" w:color="FFFFFF" w:sz="0"/>
+            </w:tcBorders>
+            <w:shd w:fill="2E7D32" w:val="clear"/>
+          </w:tcPr>
+          <w:p/>
+        </w:tc>
+        <w:tc>
+          <w:tcPr>
+            <w:tcW w:type="dxa" w:w="9400"/>
+            <w:tcBorders>
+              <w:top w:val="none" w:color="FFFFFF" w:sz="0"/>
+              <w:left w:val="none" w:color="FFFFFF" w:sz="0"/>
+              <w:bottom w:val="none" w:color="FFFFFF" w:sz="0"/>
+              <w:right w:val="none" w:color="FFFFFF" w:sz="0"/>
+            </w:tcBorders>
+            <w:shd w:fill="E8F5E9" w:val="clear"/>
+          </w:tcPr>
+          <w:p>
+            <w:r>
+              <w:rPr>
+                <w:rFonts w:ascii="Arial" w:cs="Arial" w:eastAsia="Arial" w:hAnsi="Arial"/>
+                <w:b/>
+                <w:bCs/>
+                <w:color w:val="2E7D32"/>
+                <w:sz w:val="24"/>
+                <w:szCs w:val="24"/>
+              </w:rPr>
+              <w:t xml:space="preserve">Trumpa refleksija</w:t>
+            </w:r>
+            <w:r>
+              <w:rPr>
+                <w:rFonts w:ascii="Arial" w:cs="Arial" w:eastAsia="Arial" w:hAnsi="Arial"/>
+                <w:color w:val="757575"/>
+                <w:sz w:val="20"/>
+                <w:szCs w:val="20"/>
+              </w:rPr>
+              <w:t xml:space="preserve"> — ~4 min.</w:t>
+            </w:r>
+          </w:p>
+        </w:tc>
+      </w:tr>
+    </w:tbl>
+    <w:p>
+      <w:pPr>
+        <w:keepNext/>
+        <w:spacing w:after="80"/>
+      </w:pPr>
+      <w:r>
+        <w:rPr>
+          <w:rFonts w:ascii="Arial" w:cs="Arial" w:eastAsia="Arial" w:hAnsi="Arial"/>
+          <w:b/>
+          <w:bCs/>
+          <w:color w:val="424242"/>
+          <w:sz w:val="22"/>
+          <w:szCs w:val="22"/>
+        </w:rPr>
+        <w:t xml:space="preserve">Mokytojo veiksmai:</w:t>
+      </w:r>
+    </w:p>
+    <w:p>
+      <w:pPr>
+        <w:spacing w:after="80"/>
+      </w:pPr>
+      <w:r>
+        <w:rPr>
+          <w:rFonts w:ascii="Arial" w:cs="Arial" w:eastAsia="Arial" w:hAnsi="Arial"/>
+          <w:color w:val="212121"/>
+          <w:sz w:val="22"/>
+          <w:szCs w:val="22"/>
+        </w:rPr>
+        <w:t xml:space="preserve">Paklauskite: „Pagalvokite apie savo skaitmeninę veiklą šią savaitę. Įvardinkite po vieną konkretų veiksmą, kurį galėtumėte pakeisti, kad sumažintumėte savo skaitmeninį pėdsaką.“ Leiskite 30 sekundžių pagalvoti, tada paklauskite 4–5 mokinių.</w:t>
+      </w:r>
+    </w:p>
+    <w:p>
+      <w:pPr>
+        <w:spacing w:after="80"/>
+      </w:pPr>
+      <w:r>
+        <w:rPr>
+          <w:rFonts w:ascii="Arial" w:cs="Arial" w:eastAsia="Arial" w:hAnsi="Arial"/>
+          <w:color w:val="212121"/>
+          <w:sz w:val="22"/>
+          <w:szCs w:val="22"/>
+        </w:rPr>
+        <w:t xml:space="preserve">Jei mokiniai kartoja tą patį atsakymą (pvz., „mažiau žiūrėti video“), paprašykite konkretumo: „Ką tiksliai padarysite kitaip? Sumažinsite kokybę? Žiūrėsite trumpiau? Atsijungsite nuo Wi-Fi?“</w:t>
+      </w:r>
+    </w:p>
+    <w:p>
+      <w:pPr>
+        <w:spacing w:after="80"/>
+      </w:pPr>
+      <w:r>
+        <w:rPr>
+          <w:rFonts w:ascii="Arial" w:cs="Arial" w:eastAsia="Arial" w:hAnsi="Arial"/>
+          <w:b/>
+          <w:bCs/>
+          <w:color w:val="424242"/>
+          <w:sz w:val="22"/>
+          <w:szCs w:val="22"/>
+        </w:rPr>
+        <w:t xml:space="preserve">Mokinių veiksmai:</w:t>
+      </w:r>
+    </w:p>
+    <w:p>
+      <w:pPr>
+        <w:spacing w:after="80"/>
+      </w:pPr>
+      <w:r>
+        <w:rPr>
+          <w:rFonts w:ascii="Arial" w:cs="Arial" w:eastAsia="Arial" w:hAnsi="Arial"/>
+          <w:color w:val="212121"/>
+          <w:sz w:val="22"/>
+          <w:szCs w:val="22"/>
+        </w:rPr>
+        <w:t xml:space="preserve">Kiekvienas mokinys pagalvoja ir žodžiu įvardina vieną konkretų veiksmą savo skaitmeniniam pėdsakui mažinti. Klauso kitų mokinių atsakymų.</w:t>
+      </w:r>
+    </w:p>
+    <w:p>
+      <w:pPr>
+        <w:spacing w:before="200"/>
+      </w:pPr>
+    </w:p>
+    <w:tbl>
+      <w:tblPr>
+        <w:tblW w:type="auto" w:w="100"/>
+        <w:tblBorders>
+          <w:top w:val="none" w:color="FFFFFF" w:sz="0"/>
+          <w:left w:val="none" w:color="FFFFFF" w:sz="0"/>
+          <w:bottom w:val="none" w:color="FFFFFF" w:sz="0"/>
+          <w:right w:val="none" w:color="FFFFFF" w:sz="0"/>
+          <w:insideH w:val="none" w:color="FFFFFF" w:sz="0"/>
+          <w:insideV w:val="none" w:color="FFFFFF" w:sz="0"/>
+        </w:tblBorders>
+        <w:tblLayout w:type="fixed"/>
+      </w:tblPr>
+      <w:tblGrid>
+        <w:gridCol w:w="200"/>
+        <w:gridCol w:w="9400"/>
+      </w:tblGrid>
+      <w:tr>
+        <w:trPr>
+          <w:cantSplit/>
+        </w:trPr>
+        <w:tc>
+          <w:tcPr>
+            <w:tcW w:type="dxa" w:w="200"/>
+            <w:tcBorders>
+              <w:top w:val="none" w:color="FFFFFF" w:sz="0"/>
+              <w:left w:val="none" w:color="FFFFFF" w:sz="0"/>
+              <w:bottom w:val="none" w:color="FFFFFF" w:sz="0"/>
+              <w:right w:val="none" w:color="FFFFFF" w:sz="0"/>
+            </w:tcBorders>
             <w:shd w:fill="F57C00" w:val="clear"/>
           </w:tcPr>
           <w:p/>
@@ -1311,6 +1680,12 @@
         <w:tc>
           <w:tcPr>
             <w:tcW w:type="dxa" w:w="9400"/>
+            <w:tcBorders>
+              <w:top w:val="none" w:color="FFFFFF" w:sz="0"/>
+              <w:left w:val="none" w:color="FFFFFF" w:sz="0"/>
+              <w:bottom w:val="none" w:color="FFFFFF" w:sz="0"/>
+              <w:right w:val="none" w:color="FFFFFF" w:sz="0"/>
+            </w:tcBorders>
             <w:shd w:fill="FFF3E0" w:val="clear"/>
           </w:tcPr>
           <w:p>
@@ -1340,7 +1715,6 @@
     </w:tbl>
     <w:p>
       <w:pPr>
-        <w:keepNext/>
         <w:spacing w:after="80"/>
       </w:pPr>
       <w:r>
@@ -1361,12 +1735,11 @@
           <w:sz w:val="22"/>
           <w:szCs w:val="22"/>
         </w:rPr>
-        <w:t xml:space="preserve">žodinis. Klausimai skaidrėje.</w:t>
-      </w:r>
-    </w:p>
-    <w:p>
-      <w:pPr>
-        <w:keepNext/>
+        <w:t xml:space="preserve">žodinis, klausimai skaidrėje.</w:t>
+      </w:r>
+    </w:p>
+    <w:p>
+      <w:pPr>
         <w:spacing w:after="60"/>
         <w:ind w:left="360"/>
       </w:pPr>
@@ -1393,7 +1766,6 @@
     </w:p>
     <w:p>
       <w:pPr>
-        <w:keepNext/>
         <w:spacing w:after="60"/>
         <w:ind w:left="360"/>
       </w:pPr>
@@ -1415,12 +1787,11 @@
           <w:sz w:val="22"/>
           <w:szCs w:val="22"/>
         </w:rPr>
-        <w:t xml:space="preserve">Kas yra e-atliekos ir kodėl jos pavojingos?</w:t>
-      </w:r>
-    </w:p>
-    <w:p>
-      <w:pPr>
-        <w:keepNext/>
+        <w:t xml:space="preserve">Įvardinkite 2 pavojus, kuriuos kelia netinkamai pašalintos e-atliekos.</w:t>
+      </w:r>
+    </w:p>
+    <w:p>
+      <w:pPr>
         <w:spacing w:after="60"/>
         <w:ind w:left="360"/>
       </w:pPr>
@@ -1442,7 +1813,7 @@
           <w:sz w:val="22"/>
           <w:szCs w:val="22"/>
         </w:rPr>
-        <w:t xml:space="preserve">Pateikite pavyzdį, kaip skaitmeninės technologijos padeda saugoti aplinką.</w:t>
+        <w:t xml:space="preserve">Pateikite vieną pavyzdį, kaip skaitmeninės technologijos padeda spręsti aplinkos problemas.</w:t>
       </w:r>
     </w:p>
     <w:p>
@@ -1456,7 +1827,7 @@
         <w:pBdr>
           <w:bottom w:val="single" w:color="757575" w:sz="8"/>
         </w:pBdr>
-        <w:spacing w:after="100"/>
+        <w:spacing w:after="80"/>
       </w:pPr>
     </w:p>
     <w:p>
@@ -1488,7 +1859,7 @@
           <w:sz w:val="21"/>
           <w:szCs w:val="21"/>
         </w:rPr>
-        <w:t xml:space="preserve">Pamokoje mokiniai nagrinėjo skaitmeninių technologijų poveikį aplinkai: energijos suvartojimą, e-atliekų problemą ir individualius veiksmus skaitmeninio pėdsako mažinimui. Taip pat aptartė, kaip skaitmeninės technologijos padeda spręsti aplinkosaugos problemas: monitoringas, duomenų analizė, interaktyvūs žemėlapiai.</w:t>
+        <w:t xml:space="preserve">Pamokoje nagrinėtas skaitmeninių technologijų poveikis aplinkai. Mokiniai sužinojo, kaip duomenų centrai, srautinis video ir el. paštas sunaudoja energiją, kas yra e-atliekos ir kokie pavojai kyla jas netinkamai šalinant. Aptartas skaitmeninio pėdsako sąvoka ir kasdienių veiksmų indėlis į CO₂ emisijas. Antroje pamokos dalyje aptarta, kaip ST padeda spręsti aplinkosaugos problemas: aplinkos monitoringas, duomenų analizė, interaktyvūs žemėlapiai. Pabaigoje mokiniai įvardino konkrečius veiksmus savo skaitmeniniam pėdsakui mažinti.</w:t>
       </w:r>
     </w:p>
     <w:sectPr>

--- a/Grade_9/Semester_1/01_Safety/004_L - Environmental impact of digital technologies/Teacher_Plan.docx
+++ b/Grade_9/Semester_1/01_Safety/004_L - Environmental impact of digital technologies/Teacher_Plan.docx
@@ -100,7 +100,7 @@
                 <w:sz w:val="22"/>
                 <w:szCs w:val="22"/>
               </w:rPr>
-              <w:t xml:space="preserve">L — Mokymosi pamoka (4 iš 4 saugos L pamokų)</w:t>
+              <w:t xml:space="preserve">L: Mokymosi pamoka (4 iš 4 saugos L pamokų)</w:t>
             </w:r>
           </w:p>
         </w:tc>
@@ -583,7 +583,7 @@
                 <w:sz w:val="20"/>
                 <w:szCs w:val="20"/>
               </w:rPr>
-              <w:t xml:space="preserve"> — ~4 min.</w:t>
+              <w:t xml:space="preserve">, ~4 min.</w:t>
             </w:r>
           </w:p>
         </w:tc>
@@ -681,7 +681,7 @@
           <w:sz w:val="22"/>
           <w:szCs w:val="22"/>
         </w:rPr>
-        <w:t xml:space="preserve">Kas yra skirtumas tarp klaidingos informacijos ir dezinformacijos?</w:t>
+        <w:t xml:space="preserve">Kuo skiriasi klaidinga informacija nuo dezinformacijos?</w:t>
       </w:r>
     </w:p>
     <w:p>
@@ -796,7 +796,7 @@
                 <w:sz w:val="20"/>
                 <w:szCs w:val="20"/>
               </w:rPr>
-              <w:t xml:space="preserve"> — ~18 min.</w:t>
+              <w:t xml:space="preserve">, ~18 min.</w:t>
             </w:r>
           </w:p>
         </w:tc>
@@ -893,16 +893,7 @@
           <w:sz w:val="22"/>
           <w:szCs w:val="22"/>
         </w:rPr>
-        <w:t xml:space="preserve">▸ Duomenų centrai</w:t>
-      </w:r>
-      <w:r>
-        <w:rPr>
-          <w:rFonts w:ascii="Arial" w:cs="Arial" w:eastAsia="Arial" w:hAnsi="Arial"/>
-          <w:color w:val="212121"/>
-          <w:sz w:val="22"/>
-          <w:szCs w:val="22"/>
-        </w:rPr>
-        <w:t xml:space="preserve"> — pastatai su tūkstančiais serverių, kurie veikia 24/7 ir reikalauja aušinimo. Palyginimas: vienas didelis duomenų centras sunaudoja tiek elektros, kiek mažas miestas.</w:t>
+        <w:t>▸ Duomenų centrai: pastatai su tūkstančiais serverių, kurie veikia 24/7 ir reikalauja aušinimo. Palyginimas: vienas didelis duomenų centras sunaudoja tiek elektros, kiek mažas miestas.</w:t>
       </w:r>
     </w:p>
     <w:p>
@@ -917,16 +908,7 @@
           <w:sz w:val="22"/>
           <w:szCs w:val="22"/>
         </w:rPr>
-        <w:t xml:space="preserve">▸ Srautinis video (streaming)</w:t>
-      </w:r>
-      <w:r>
-        <w:rPr>
-          <w:rFonts w:ascii="Arial" w:cs="Arial" w:eastAsia="Arial" w:hAnsi="Arial"/>
-          <w:color w:val="212121"/>
-          <w:sz w:val="22"/>
-          <w:szCs w:val="22"/>
-        </w:rPr>
-        <w:t xml:space="preserve"> — viena valanda HD video ≈ tiek CO₂, kiek nuvažiuoti ~1 km automobiliu. Tai didžiausia interneto srauto dalis.</w:t>
+        <w:t>▸ Srautinis video (streaming): viena valanda HD video ≈ tiek CO₂, kiek nuvažiuoti ~1 km automobiliu. Tai didžiausia interneto srauto dalis.</w:t>
       </w:r>
     </w:p>
     <w:p>
@@ -941,16 +923,7 @@
           <w:sz w:val="22"/>
           <w:szCs w:val="22"/>
         </w:rPr>
-        <w:t xml:space="preserve">▸ El. paštas ir debesija</w:t>
-      </w:r>
-      <w:r>
-        <w:rPr>
-          <w:rFonts w:ascii="Arial" w:cs="Arial" w:eastAsia="Arial" w:hAnsi="Arial"/>
-          <w:color w:val="212121"/>
-          <w:sz w:val="22"/>
-          <w:szCs w:val="22"/>
-        </w:rPr>
-        <w:t xml:space="preserve"> — kiekvienas el. laiškas su priedu (~1 MB) ≈ 19 g CO₂. Seni, neskaitomi laiškai ir debesyje laikomi failai irgi nuolat naudoja serverių energiją.</w:t>
+        <w:t>▸ El. paštas ir debesija: kiekvienas el. laiškas su priedu (~1 MB) ≈ 19 g CO₂. Seni, neskaitomi laiškai ir debesyje laikomi failai irgi nuolat naudoja serverių energiją.</w:t>
       </w:r>
     </w:p>
     <w:p>
@@ -996,16 +969,7 @@
           <w:sz w:val="22"/>
           <w:szCs w:val="22"/>
         </w:rPr>
-        <w:t xml:space="preserve">▸ Pavojingos medžiagos:</w:t>
-      </w:r>
-      <w:r>
-        <w:rPr>
-          <w:rFonts w:ascii="Arial" w:cs="Arial" w:eastAsia="Arial" w:hAnsi="Arial"/>
-          <w:color w:val="212121"/>
-          <w:sz w:val="22"/>
-          <w:szCs w:val="22"/>
-        </w:rPr>
-        <w:t xml:space="preserve"> švinas, gyvsidabris, kadmis patenka į dirvožemį ir vandenį, kai prietaisai šalinami netinkamai.</w:t>
+        <w:t>▸ Pavojingos medžiagos: švinas, gyvsidabris, kadmis patenka į dirvožemį ir vandenį, kai prietaisai šalinami netinkamai.</w:t>
       </w:r>
     </w:p>
     <w:p>
@@ -1020,16 +984,7 @@
           <w:sz w:val="22"/>
           <w:szCs w:val="22"/>
         </w:rPr>
-        <w:t xml:space="preserve">▸ Mastas:</w:t>
-      </w:r>
-      <w:r>
-        <w:rPr>
-          <w:rFonts w:ascii="Arial" w:cs="Arial" w:eastAsia="Arial" w:hAnsi="Arial"/>
-          <w:color w:val="212121"/>
-          <w:sz w:val="22"/>
-          <w:szCs w:val="22"/>
-        </w:rPr>
-        <w:t xml:space="preserve"> pasaulyje kasmet susidaro ~60 mln. tonų e-atliekų, perdirbama tik ~20 %.</w:t>
+        <w:t>▸ Mastas: pasaulyje kasmet susidaro ~62 mln. tonų e-atliekų, perdirbama tik ~22 %.</w:t>
       </w:r>
     </w:p>
     <w:p>
@@ -1044,16 +999,7 @@
           <w:sz w:val="22"/>
           <w:szCs w:val="22"/>
         </w:rPr>
-        <w:t xml:space="preserve">▸ Sprendimas:</w:t>
-      </w:r>
-      <w:r>
-        <w:rPr>
-          <w:rFonts w:ascii="Arial" w:cs="Arial" w:eastAsia="Arial" w:hAnsi="Arial"/>
-          <w:color w:val="212121"/>
-          <w:sz w:val="22"/>
-          <w:szCs w:val="22"/>
-        </w:rPr>
-        <w:t xml:space="preserve"> taisyti, o ne keisti; atiduoti perdirbimui; rinktis ilgaamžiškesnius prietaisus.</w:t>
+        <w:t>▸ Sprendimas: taisyti, o ne keisti; atiduoti perdirbimui; rinktis ilgaamžiškesnius prietaisus.</w:t>
       </w:r>
     </w:p>
     <w:p>
@@ -1138,16 +1084,7 @@
           <w:sz w:val="22"/>
           <w:szCs w:val="22"/>
         </w:rPr>
-        <w:t xml:space="preserve">▸ Google paieška</w:t>
-      </w:r>
-      <w:r>
-        <w:rPr>
-          <w:rFonts w:ascii="Arial" w:cs="Arial" w:eastAsia="Arial" w:hAnsi="Arial"/>
-          <w:color w:val="212121"/>
-          <w:sz w:val="22"/>
-          <w:szCs w:val="22"/>
-        </w:rPr>
-        <w:t xml:space="preserve"> ≈ 0,2 g CO₂.</w:t>
+        <w:t>▸ Google paieška ≈ 0,2 g CO₂.</w:t>
       </w:r>
     </w:p>
     <w:p>
@@ -1162,16 +1099,7 @@
           <w:sz w:val="22"/>
           <w:szCs w:val="22"/>
         </w:rPr>
-        <w:t xml:space="preserve">▸ El. laiškas be priedo</w:t>
-      </w:r>
-      <w:r>
-        <w:rPr>
-          <w:rFonts w:ascii="Arial" w:cs="Arial" w:eastAsia="Arial" w:hAnsi="Arial"/>
-          <w:color w:val="212121"/>
-          <w:sz w:val="22"/>
-          <w:szCs w:val="22"/>
-        </w:rPr>
-        <w:t xml:space="preserve"> ≈ 4 g CO₂.</w:t>
+        <w:t>▸ El. laiškas be priedo ≈ 4 g CO₂.</w:t>
       </w:r>
     </w:p>
     <w:p>
@@ -1186,16 +1114,7 @@
           <w:sz w:val="22"/>
           <w:szCs w:val="22"/>
         </w:rPr>
-        <w:t xml:space="preserve">▸ El. laiškas su priedu</w:t>
-      </w:r>
-      <w:r>
-        <w:rPr>
-          <w:rFonts w:ascii="Arial" w:cs="Arial" w:eastAsia="Arial" w:hAnsi="Arial"/>
-          <w:color w:val="212121"/>
-          <w:sz w:val="22"/>
-          <w:szCs w:val="22"/>
-        </w:rPr>
-        <w:t xml:space="preserve"> ≈ 19 g CO₂.</w:t>
+        <w:t>▸ El. laiškas su priedu ≈ 19 g CO₂.</w:t>
       </w:r>
     </w:p>
     <w:p>
@@ -1210,16 +1129,7 @@
           <w:sz w:val="22"/>
           <w:szCs w:val="22"/>
         </w:rPr>
-        <w:t xml:space="preserve">▸ 1 val. streaming video</w:t>
-      </w:r>
-      <w:r>
-        <w:rPr>
-          <w:rFonts w:ascii="Arial" w:cs="Arial" w:eastAsia="Arial" w:hAnsi="Arial"/>
-          <w:color w:val="212121"/>
-          <w:sz w:val="22"/>
-          <w:szCs w:val="22"/>
-        </w:rPr>
-        <w:t xml:space="preserve"> ≈ 36–100 g CO₂ (priklauso nuo kokybės).</w:t>
+        <w:t>▸ 1 val. streaming video ≈ 36–100 g CO₂ (priklauso nuo kokybės).</w:t>
       </w:r>
     </w:p>
     <w:p>
@@ -1335,7 +1245,7 @@
                 <w:sz w:val="20"/>
                 <w:szCs w:val="20"/>
               </w:rPr>
-              <w:t xml:space="preserve"> — ~8 min.</w:t>
+              <w:t xml:space="preserve">, ~8 min.</w:t>
             </w:r>
           </w:p>
         </w:tc>
@@ -1384,16 +1294,7 @@
           <w:sz w:val="22"/>
           <w:szCs w:val="22"/>
         </w:rPr>
-        <w:t xml:space="preserve">▸ Aplinkos monitoringas:</w:t>
-      </w:r>
-      <w:r>
-        <w:rPr>
-          <w:rFonts w:ascii="Arial" w:cs="Arial" w:eastAsia="Arial" w:hAnsi="Arial"/>
-          <w:color w:val="212121"/>
-          <w:sz w:val="22"/>
-          <w:szCs w:val="22"/>
-        </w:rPr>
-        <w:t xml:space="preserve"> palydovai ir jutikliai stebi oro kokybę, miškų kirtimą, jūros temperatūrą. Pavyzdys: NASA palydovai fiksuoja ledynų tirpimą realiu laiku.</w:t>
+        <w:t>▸ Aplinkos monitoringas: palydovai ir jutikliai stebi oro kokybę, miškų kirtimą, jūros temperatūrą. Pavyzdys: NASA palydovai fiksuoja ledynų tirpimą realiu laiku.</w:t>
       </w:r>
     </w:p>
     <w:p>
@@ -1408,16 +1309,7 @@
           <w:sz w:val="22"/>
           <w:szCs w:val="22"/>
         </w:rPr>
-        <w:t xml:space="preserve">▸ Duomenų analizė:</w:t>
-      </w:r>
-      <w:r>
-        <w:rPr>
-          <w:rFonts w:ascii="Arial" w:cs="Arial" w:eastAsia="Arial" w:hAnsi="Arial"/>
-          <w:color w:val="212121"/>
-          <w:sz w:val="22"/>
-          <w:szCs w:val="22"/>
-        </w:rPr>
-        <w:t xml:space="preserve"> dideli duomenų kiekiai padeda prognozuoti orus, stebėti gyvūnų migraciją, planuoti energijos vartojimą. Pavyzdys: išmaniosios elektros sistemos sumažina energijos švaistymą.</w:t>
+        <w:t>▸ Duomenų analizė: dideli duomenų kiekiai padeda prognozuoti orus, stebėti gyvūnų migraciją, planuoti energijos vartojimą. Pavyzdys: išmaniosios elektros sistemos sumažina energijos švaistymą.</w:t>
       </w:r>
     </w:p>
     <w:p>
@@ -1432,16 +1324,7 @@
           <w:sz w:val="22"/>
           <w:szCs w:val="22"/>
         </w:rPr>
-        <w:t xml:space="preserve">▸ Interaktyvūs žemėlapiai:</w:t>
-      </w:r>
-      <w:r>
-        <w:rPr>
-          <w:rFonts w:ascii="Arial" w:cs="Arial" w:eastAsia="Arial" w:hAnsi="Arial"/>
-          <w:color w:val="212121"/>
-          <w:sz w:val="22"/>
-          <w:szCs w:val="22"/>
-        </w:rPr>
-        <w:t xml:space="preserve"> leidžia visuomenei matyti taršos lygius, atliekų surinkimo vietas, ekologinius žemėlapius. Pavyzdys: aplinkos taršos žemėlapiai internete.</w:t>
+        <w:t>▸ Interaktyvūs žemėlapiai: leidžia visuomenei matyti taršos lygius, atliekų surinkimo vietas, ekologinius žemėlapius. Pavyzdys: aplinkos taršos žemėlapiai internete.</w:t>
       </w:r>
     </w:p>
     <w:p>
@@ -1557,7 +1440,7 @@
                 <w:sz w:val="20"/>
                 <w:szCs w:val="20"/>
               </w:rPr>
-              <w:t xml:space="preserve"> — ~4 min.</w:t>
+              <w:t xml:space="preserve">, ~4 min.</w:t>
             </w:r>
           </w:p>
         </w:tc>
@@ -1707,7 +1590,7 @@
                 <w:sz w:val="20"/>
                 <w:szCs w:val="20"/>
               </w:rPr>
-              <w:t xml:space="preserve"> — ~3 min.</w:t>
+              <w:t xml:space="preserve">, ~3 min.</w:t>
             </w:r>
           </w:p>
         </w:tc>
@@ -1818,8 +1701,28 @@
     </w:p>
     <w:p>
       <w:pPr>
-        <w:spacing w:before="200"/>
-      </w:pPr>
+        <w:spacing w:before="200" w:after="80"/>
+      </w:pPr>
+      <w:r>
+        <w:rPr>
+          <w:rFonts w:ascii="Arial" w:cs="Arial" w:eastAsia="Arial" w:hAnsi="Arial"/>
+          <w:b/>
+          <w:bCs/>
+          <w:color w:val="757575"/>
+          <w:sz w:val="20"/>
+          <w:szCs w:val="20"/>
+        </w:rPr>
+        <w:t xml:space="preserve">Pastaba: </w:t>
+      </w:r>
+      <w:r>
+        <w:rPr>
+          <w:rFonts w:ascii="Arial" w:cs="Arial" w:eastAsia="Arial" w:hAnsi="Arial"/>
+          <w:color w:val="757575"/>
+          <w:sz w:val="20"/>
+          <w:szCs w:val="20"/>
+        </w:rPr>
+        <w:t xml:space="preserve">Student_Task.pdf (4 eilučių lentelė apie skaitmeninį pėdsaką) yra papildoma savarankiško darbo priemonė. Jei lieka laiko, mokiniai gali pradėti pildyti vieną eilutę pamokoje; jei ne, lapas tinka kaip neprivaloma papildoma užduotis.</w:t>
+      </w:r>
     </w:p>
     <w:p>
       <w:pPr>
